--- a/docs/entrega-2do-corte/01_Plan_de_gestion_del_proyecto/Acta_de_Constitucion_Project_Charter_StockPot.docx
+++ b/docs/entrega-2do-corte/01_Plan_de_gestion_del_proyecto/Acta_de_Constitucion_Project_Charter_StockPot.docx
@@ -5408,7 +5408,7 @@
     </w:p>
     <w:p>
       <w:r>
-        <w:t>•  226 pruebas automatizadas aprobadas (100 %) con cobertura del 95 % del backend; 33 casos CRUD funcionales aprobados.</w:t>
+        <w:t>•  267 pruebas automatizadas aprobadas (100 %: 226 funcionales y de integración y 41 unitarias) con cobertura del 95 % del backend; 33 casos CRUD funcionales aprobados.</w:t>
       </w:r>
     </w:p>
     <w:p>

--- a/docs/entrega-2do-corte/01_Plan_de_gestion_del_proyecto/Acta_de_Constitucion_Project_Charter_StockPot.docx
+++ b/docs/entrega-2do-corte/01_Plan_de_gestion_del_proyecto/Acta_de_Constitucion_Project_Charter_StockPot.docx
@@ -2334,7 +2334,7 @@
               <w:jc w:val="center"/>
             </w:pPr>
             <w:r>
-              <w:t xml:space="preserve">Andres Mateo  </w:t>
+              <w:t>Andrés Mateo Puentes</w:t>
             </w:r>
           </w:p>
           <w:p>
@@ -2342,7 +2342,7 @@
               <w:jc w:val="center"/>
             </w:pPr>
             <w:r>
-              <w:t xml:space="preserve">Jhorman </w:t>
+              <w:t>Jhorman Caballero</w:t>
             </w:r>
           </w:p>
         </w:tc>
@@ -3518,7 +3518,7 @@
               <w:rPr>
                 <w:rFonts w:eastAsia="Arial" w:cs="Calibri"/>
               </w:rPr>
-              <w:t>Restaurante (Cliente / Sponsor)</w:t>
+              <w:t>Restaurante Sexto Sentido Café &amp; Brunch (Cliente / Sponsor)</w:t>
             </w:r>
           </w:p>
         </w:tc>
@@ -5432,7 +5432,7 @@
         <w:br/>
         <w:t>Ángel David Rodríguez Vega                 Sponsor / Cliente</w:t>
         <w:br/>
-        <w:t>Project Manager</w:t>
+        <w:t>Project Manager                                   Sexto Sentido Café &amp; Brunch</w:t>
       </w:r>
     </w:p>
     <w:sectPr>

--- a/docs/entrega-2do-corte/01_Plan_de_gestion_del_proyecto/Acta_de_Constitucion_Project_Charter_StockPot.docx
+++ b/docs/entrega-2do-corte/01_Plan_de_gestion_del_proyecto/Acta_de_Constitucion_Project_Charter_StockPot.docx
@@ -5403,7 +5403,7 @@
     </w:p>
     <w:p>
       <w:r>
-        <w:t>•  Base de datos MySQL 8.4 con 17 tablas, scripts de instalación (01 a 04) y de actualización sin pérdida de datos (05 a 08).</w:t>
+        <w:t>•  Base de datos MySQL 8.4 con 19 tablas, scripts de instalación (01 a 04) y de actualización sin pérdida de datos (05 a 08).</w:t>
       </w:r>
     </w:p>
     <w:p>
